--- a/Files/06 - Yom Tov/19 - Purim/5783/Purim Dvar Torah 5783/Purim Dvar Torah 5783.docx
+++ b/Files/06 - Yom Tov/19 - Purim/5783/Purim Dvar Torah 5783/Purim Dvar Torah 5783.docx
@@ -12,21 +12,7 @@
         <w:rPr>
           <w:rFonts w:ascii="Times New Roman" w:hAnsi="Times New Roman" w:cs="Times New Roman"/>
         </w:rPr>
-        <w:t xml:space="preserve">Purim </w:t>
-      </w:r>
-      <w:proofErr w:type="spellStart"/>
-      <w:r>
-        <w:rPr>
-          <w:rFonts w:ascii="Times New Roman" w:hAnsi="Times New Roman" w:cs="Times New Roman"/>
-        </w:rPr>
-        <w:t>Dvar</w:t>
-      </w:r>
-      <w:proofErr w:type="spellEnd"/>
-      <w:r>
-        <w:rPr>
-          <w:rFonts w:ascii="Times New Roman" w:hAnsi="Times New Roman" w:cs="Times New Roman"/>
-        </w:rPr>
-        <w:t xml:space="preserve"> Torah 5783</w:t>
+        <w:t>Purim Dvar Torah 5783</w:t>
       </w:r>
     </w:p>
     <w:p>
@@ -93,33 +79,25 @@
         <w:rPr>
           <w:rFonts w:ascii="Times New Roman" w:eastAsia="Times New Roman" w:hAnsi="Times New Roman" w:cs="Times New Roman"/>
         </w:rPr>
-        <w:t xml:space="preserve">s truly a delight to read. However, one idea I heard a number of years ago, which I think is particularly appropriate, very </w:t>
-      </w:r>
-      <w:r>
-        <w:rPr>
-          <w:rFonts w:ascii="Times New Roman" w:eastAsia="Times New Roman" w:hAnsi="Times New Roman" w:cs="Times New Roman" w:hint="cs"/>
-          <w:rtl/>
-        </w:rPr>
-        <w:t>יסודותדיק</w:t>
-      </w:r>
-      <w:r>
-        <w:rPr>
-          <w:rFonts w:ascii="Times New Roman" w:eastAsia="Times New Roman" w:hAnsi="Times New Roman" w:cs="Times New Roman"/>
-        </w:rPr>
-        <w:t xml:space="preserve">, and incredibly </w:t>
-      </w:r>
-      <w:r>
-        <w:rPr>
-          <w:rFonts w:ascii="Times New Roman" w:eastAsia="Times New Roman" w:hAnsi="Times New Roman" w:cs="Times New Roman" w:hint="cs"/>
-          <w:rtl/>
-        </w:rPr>
-        <w:t>גשמק</w:t>
-      </w:r>
-      <w:r>
-        <w:rPr>
-          <w:rFonts w:ascii="Times New Roman" w:eastAsia="Times New Roman" w:hAnsi="Times New Roman" w:cs="Times New Roman"/>
-        </w:rPr>
-        <w:t xml:space="preserve">, goes as follows.  </w:t>
+        <w:t>s truly a delight to read. However, one idea I heard a number of years ago</w:t>
+      </w:r>
+      <w:r>
+        <w:rPr>
+          <w:rFonts w:ascii="Times New Roman" w:eastAsia="Times New Roman" w:hAnsi="Times New Roman" w:cs="Times New Roman"/>
+        </w:rPr>
+        <w:t xml:space="preserve"> from R’ Hershel Schachter</w:t>
+      </w:r>
+      <w:r>
+        <w:rPr>
+          <w:rFonts w:ascii="Times New Roman" w:eastAsia="Times New Roman" w:hAnsi="Times New Roman" w:cs="Times New Roman"/>
+        </w:rPr>
+        <w:t xml:space="preserve"> is particularly appropriate</w:t>
+      </w:r>
+      <w:r>
+        <w:rPr>
+          <w:rFonts w:ascii="Times New Roman" w:eastAsia="Times New Roman" w:hAnsi="Times New Roman" w:cs="Times New Roman"/>
+        </w:rPr>
+        <w:t>.</w:t>
       </w:r>
     </w:p>
     <w:p>
@@ -160,19 +138,220 @@
         <w:rPr>
           <w:rFonts w:ascii="Times New Roman" w:eastAsia="Times New Roman" w:hAnsi="Times New Roman" w:cs="Times New Roman"/>
         </w:rPr>
+        <w:t xml:space="preserve">s edict. Naturally, he tears his clothing, dons sackcloth, and goes to the palace. However, he does not enter because one may not enter the palace gates while wearing sackcloth. </w:t>
+      </w:r>
+      <w:r>
+        <w:rPr>
+          <w:rFonts w:ascii="Times New Roman" w:eastAsia="Times New Roman" w:hAnsi="Times New Roman" w:cs="Times New Roman" w:hint="cs"/>
+          <w:rtl/>
+        </w:rPr>
+        <w:t>אסתר</w:t>
+      </w:r>
+      <w:r>
+        <w:rPr>
+          <w:rFonts w:ascii="Times New Roman" w:eastAsia="Times New Roman" w:hAnsi="Times New Roman" w:cs="Times New Roman"/>
+        </w:rPr>
+        <w:t xml:space="preserve"> sees him from her window and sends down </w:t>
+      </w:r>
+      <w:r>
+        <w:rPr>
+          <w:rFonts w:ascii="Times New Roman" w:eastAsia="Times New Roman" w:hAnsi="Times New Roman" w:cs="Times New Roman" w:hint="cs"/>
+          <w:rtl/>
+        </w:rPr>
+        <w:t>הֲתָךְ</w:t>
+      </w:r>
+      <w:r>
+        <w:rPr>
+          <w:rFonts w:ascii="Times New Roman" w:eastAsia="Times New Roman" w:hAnsi="Times New Roman" w:cs="Times New Roman"/>
+        </w:rPr>
+        <w:t xml:space="preserve"> to inquire about what is happening. </w:t>
+      </w:r>
+      <w:r>
+        <w:rPr>
+          <w:rFonts w:ascii="Times New Roman" w:eastAsia="Times New Roman" w:hAnsi="Times New Roman" w:cs="Times New Roman" w:hint="cs"/>
+          <w:rtl/>
+        </w:rPr>
+        <w:t>מרדכי</w:t>
+      </w:r>
+      <w:r>
+        <w:rPr>
+          <w:rFonts w:ascii="Times New Roman" w:eastAsia="Times New Roman" w:hAnsi="Times New Roman" w:cs="Times New Roman"/>
+        </w:rPr>
+        <w:t xml:space="preserve"> sends back </w:t>
+      </w:r>
+      <w:r>
+        <w:rPr>
+          <w:rFonts w:ascii="Times New Roman" w:eastAsia="Times New Roman" w:hAnsi="Times New Roman" w:cs="Times New Roman" w:hint="cs"/>
+          <w:rtl/>
+        </w:rPr>
+        <w:t>המן</w:t>
+      </w:r>
+      <w:r>
+        <w:rPr>
+          <w:rFonts w:ascii="Times New Roman" w:eastAsia="Times New Roman" w:hAnsi="Times New Roman" w:cs="Times New Roman"/>
+        </w:rPr>
+        <w:t>’</w:t>
+      </w:r>
+      <w:r>
+        <w:rPr>
+          <w:rFonts w:ascii="Times New Roman" w:eastAsia="Times New Roman" w:hAnsi="Times New Roman" w:cs="Times New Roman"/>
+        </w:rPr>
+        <w:t xml:space="preserve">s edict and tells her, “Look what he plans to do to the Jews! You must go in and plead for your people.” </w:t>
+      </w:r>
+      <w:r>
+        <w:rPr>
+          <w:rFonts w:ascii="Times New Roman" w:eastAsia="Times New Roman" w:hAnsi="Times New Roman" w:cs="Times New Roman" w:hint="cs"/>
+          <w:rtl/>
+        </w:rPr>
+        <w:t>אסתר</w:t>
+      </w:r>
+      <w:r>
+        <w:rPr>
+          <w:rFonts w:ascii="Times New Roman" w:eastAsia="Times New Roman" w:hAnsi="Times New Roman" w:cs="Times New Roman"/>
+        </w:rPr>
+        <w:t xml:space="preserve"> responds, “I can</w:t>
+      </w:r>
+      <w:r>
+        <w:rPr>
+          <w:rFonts w:ascii="Times New Roman" w:eastAsia="Times New Roman" w:hAnsi="Times New Roman" w:cs="Times New Roman"/>
+        </w:rPr>
+        <w:t>’</w:t>
+      </w:r>
+      <w:r>
+        <w:rPr>
+          <w:rFonts w:ascii="Times New Roman" w:eastAsia="Times New Roman" w:hAnsi="Times New Roman" w:cs="Times New Roman"/>
+        </w:rPr>
+        <w:t>t. I haven</w:t>
+      </w:r>
+      <w:r>
+        <w:rPr>
+          <w:rFonts w:ascii="Times New Roman" w:eastAsia="Times New Roman" w:hAnsi="Times New Roman" w:cs="Times New Roman"/>
+        </w:rPr>
+        <w:t>’</w:t>
+      </w:r>
+      <w:r>
+        <w:rPr>
+          <w:rFonts w:ascii="Times New Roman" w:eastAsia="Times New Roman" w:hAnsi="Times New Roman" w:cs="Times New Roman"/>
+        </w:rPr>
+        <w:t xml:space="preserve">t been summoned to the king, and anyone who enters the throne room without being called - </w:t>
+      </w:r>
+      <w:r>
+        <w:rPr>
+          <w:rFonts w:ascii="Times New Roman" w:eastAsia="Times New Roman" w:hAnsi="Times New Roman" w:cs="Times New Roman" w:hint="cs"/>
+          <w:rtl/>
+        </w:rPr>
+        <w:t>אַחַת</w:t>
+      </w:r>
+      <w:r>
+        <w:rPr>
+          <w:rFonts w:ascii="Times New Roman" w:eastAsia="Times New Roman" w:hAnsi="Times New Roman" w:cs="Times New Roman"/>
+          <w:rtl/>
+        </w:rPr>
+        <w:t xml:space="preserve"> </w:t>
+      </w:r>
+      <w:r>
+        <w:rPr>
+          <w:rFonts w:ascii="Times New Roman" w:eastAsia="Times New Roman" w:hAnsi="Times New Roman" w:cs="Times New Roman" w:hint="cs"/>
+          <w:rtl/>
+        </w:rPr>
+        <w:t>דָּתוֹ</w:t>
+      </w:r>
+      <w:r>
+        <w:rPr>
+          <w:rFonts w:ascii="Times New Roman" w:eastAsia="Times New Roman" w:hAnsi="Times New Roman" w:cs="Times New Roman"/>
+          <w:rtl/>
+        </w:rPr>
+        <w:t xml:space="preserve"> </w:t>
+      </w:r>
+      <w:r>
+        <w:rPr>
+          <w:rFonts w:ascii="Times New Roman" w:eastAsia="Times New Roman" w:hAnsi="Times New Roman" w:cs="Times New Roman" w:hint="cs"/>
+          <w:rtl/>
+        </w:rPr>
+        <w:t>לְהָמִית</w:t>
+      </w:r>
+      <w:r>
+        <w:rPr>
+          <w:rFonts w:ascii="Times New Roman" w:eastAsia="Times New Roman" w:hAnsi="Times New Roman" w:cs="Times New Roman" w:hint="eastAsia"/>
+        </w:rPr>
+        <w:t xml:space="preserve"> - </w:t>
+      </w:r>
+      <w:r>
+        <w:rPr>
+          <w:rFonts w:ascii="Times New Roman" w:eastAsia="Times New Roman" w:hAnsi="Times New Roman" w:cs="Times New Roman"/>
+        </w:rPr>
+        <w:t>is finished, he</w:t>
+      </w:r>
+      <w:r>
+        <w:rPr>
+          <w:rFonts w:ascii="Times New Roman" w:eastAsia="Times New Roman" w:hAnsi="Times New Roman" w:cs="Times New Roman"/>
+        </w:rPr>
+        <w:t>’</w:t>
+      </w:r>
+      <w:r>
+        <w:rPr>
+          <w:rFonts w:ascii="Times New Roman" w:eastAsia="Times New Roman" w:hAnsi="Times New Roman" w:cs="Times New Roman"/>
+        </w:rPr>
         <w:t xml:space="preserve">s </w:t>
       </w:r>
       <w:r>
         <w:rPr>
-          <w:rFonts w:ascii="Times New Roman" w:eastAsia="Times New Roman" w:hAnsi="Times New Roman" w:cs="Times New Roman"/>
-        </w:rPr>
-        <w:t>edict</w:t>
-      </w:r>
-      <w:r>
-        <w:rPr>
-          <w:rFonts w:ascii="Times New Roman" w:eastAsia="Times New Roman" w:hAnsi="Times New Roman" w:cs="Times New Roman"/>
-        </w:rPr>
-        <w:t xml:space="preserve">. Naturally, he tears his clothing, dons sackcloth, and goes to the palace. However, he does not enter fully because one may not enter the palace gates while wearing sackcloth. </w:t>
+          <w:rFonts w:ascii="Times New Roman" w:eastAsia="Times New Roman" w:hAnsi="Times New Roman" w:cs="Times New Roman" w:hint="cs"/>
+          <w:rtl/>
+        </w:rPr>
+        <w:t>קפוט</w:t>
+      </w:r>
+      <w:r>
+        <w:rPr>
+          <w:rFonts w:ascii="Times New Roman" w:eastAsia="Times New Roman" w:hAnsi="Times New Roman" w:cs="Times New Roman"/>
+        </w:rPr>
+        <w:t xml:space="preserve">.” </w:t>
+      </w:r>
+      <w:r>
+        <w:rPr>
+          <w:rFonts w:ascii="Times New Roman" w:eastAsia="Times New Roman" w:hAnsi="Times New Roman" w:cs="Times New Roman" w:hint="cs"/>
+          <w:rtl/>
+        </w:rPr>
+        <w:t>מרדכי</w:t>
+      </w:r>
+      <w:r>
+        <w:rPr>
+          <w:rFonts w:ascii="Times New Roman" w:eastAsia="Times New Roman" w:hAnsi="Times New Roman" w:cs="Times New Roman"/>
+        </w:rPr>
+        <w:t xml:space="preserve"> replies with one of the most dramatic </w:t>
+      </w:r>
+      <w:r>
+        <w:rPr>
+          <w:rFonts w:ascii="Times New Roman" w:eastAsia="Times New Roman" w:hAnsi="Times New Roman" w:cs="Times New Roman" w:hint="cs"/>
+          <w:rtl/>
+        </w:rPr>
+        <w:t>פסוקים</w:t>
+      </w:r>
+      <w:r>
+        <w:rPr>
+          <w:rFonts w:ascii="Times New Roman" w:eastAsia="Times New Roman" w:hAnsi="Times New Roman" w:cs="Times New Roman"/>
+        </w:rPr>
+        <w:t xml:space="preserve"> in all of </w:t>
+      </w:r>
+      <w:r>
+        <w:rPr>
+          <w:rFonts w:ascii="Times New Roman" w:eastAsia="Times New Roman" w:hAnsi="Times New Roman" w:cs="Times New Roman" w:hint="cs"/>
+          <w:rtl/>
+        </w:rPr>
+        <w:t>תנ״ך</w:t>
+      </w:r>
+      <w:r>
+        <w:rPr>
+          <w:rFonts w:ascii="Times New Roman" w:eastAsia="Times New Roman" w:hAnsi="Times New Roman" w:cs="Times New Roman"/>
+          <w:rtl/>
+        </w:rPr>
+        <w:t xml:space="preserve"> </w:t>
+      </w:r>
+      <w:r>
+        <w:rPr>
+          <w:rFonts w:ascii="Times New Roman" w:eastAsia="Times New Roman" w:hAnsi="Times New Roman" w:cs="Times New Roman"/>
+        </w:rPr>
+        <w:t xml:space="preserve"> (</w:t>
       </w:r>
       <w:r>
         <w:rPr>
@@ -184,41 +363,357 @@
       <w:r>
         <w:rPr>
           <w:rFonts w:ascii="Times New Roman" w:eastAsia="Times New Roman" w:hAnsi="Times New Roman" w:cs="Times New Roman"/>
-        </w:rPr>
-        <w:t xml:space="preserve"> sees him from her window and sends down </w:t>
-      </w:r>
-      <w:r>
-        <w:rPr>
-          <w:rFonts w:ascii="Times New Roman" w:eastAsia="Times New Roman" w:hAnsi="Times New Roman" w:cs="Times New Roman" w:hint="cs"/>
-          <w:rtl/>
-        </w:rPr>
-        <w:t>הֲתָךְ</w:t>
-      </w:r>
-      <w:r>
-        <w:rPr>
-          <w:rFonts w:ascii="Times New Roman" w:eastAsia="Times New Roman" w:hAnsi="Times New Roman" w:cs="Times New Roman"/>
-        </w:rPr>
-        <w:t xml:space="preserve"> to inquire about what is happening. </w:t>
-      </w:r>
-      <w:r>
-        <w:rPr>
-          <w:rFonts w:ascii="Times New Roman" w:eastAsia="Times New Roman" w:hAnsi="Times New Roman" w:cs="Times New Roman" w:hint="cs"/>
-          <w:rtl/>
-        </w:rPr>
-        <w:t>מרדכי</w:t>
-      </w:r>
-      <w:r>
-        <w:rPr>
-          <w:rFonts w:ascii="Times New Roman" w:eastAsia="Times New Roman" w:hAnsi="Times New Roman" w:cs="Times New Roman"/>
-        </w:rPr>
-        <w:t xml:space="preserve"> sends back </w:t>
-      </w:r>
-      <w:r>
-        <w:rPr>
-          <w:rFonts w:ascii="Times New Roman" w:eastAsia="Times New Roman" w:hAnsi="Times New Roman" w:cs="Times New Roman" w:hint="cs"/>
-          <w:rtl/>
-        </w:rPr>
-        <w:t>המן</w:t>
+          <w:rtl/>
+        </w:rPr>
+        <w:t xml:space="preserve"> </w:t>
+      </w:r>
+      <w:r>
+        <w:rPr>
+          <w:rFonts w:ascii="Times New Roman" w:eastAsia="Times New Roman" w:hAnsi="Times New Roman" w:cs="Times New Roman" w:hint="cs"/>
+          <w:rtl/>
+        </w:rPr>
+        <w:t>ד׳</w:t>
+      </w:r>
+      <w:r>
+        <w:rPr>
+          <w:rFonts w:ascii="Times New Roman" w:eastAsia="Times New Roman" w:hAnsi="Times New Roman" w:cs="Times New Roman"/>
+          <w:rtl/>
+        </w:rPr>
+        <w:t>:</w:t>
+      </w:r>
+      <w:r>
+        <w:rPr>
+          <w:rFonts w:ascii="Times New Roman" w:eastAsia="Times New Roman" w:hAnsi="Times New Roman" w:cs="Times New Roman" w:hint="cs"/>
+          <w:rtl/>
+        </w:rPr>
+        <w:t>י״ד</w:t>
+      </w:r>
+      <w:r>
+        <w:rPr>
+          <w:rFonts w:ascii="Times New Roman" w:eastAsia="Times New Roman" w:hAnsi="Times New Roman" w:cs="Times New Roman"/>
+        </w:rPr>
+        <w:t xml:space="preserve">): </w:t>
+      </w:r>
+      <w:r>
+        <w:rPr>
+          <w:rFonts w:ascii="Times New Roman" w:eastAsia="Times New Roman" w:hAnsi="Times New Roman" w:cs="Times New Roman" w:hint="cs"/>
+          <w:rtl/>
+        </w:rPr>
+        <w:t>כִּי</w:t>
+      </w:r>
+      <w:r>
+        <w:rPr>
+          <w:rFonts w:ascii="Times New Roman" w:eastAsia="Times New Roman" w:hAnsi="Times New Roman" w:cs="Times New Roman"/>
+          <w:rtl/>
+        </w:rPr>
+        <w:t xml:space="preserve"> </w:t>
+      </w:r>
+      <w:r>
+        <w:rPr>
+          <w:rFonts w:ascii="Times New Roman" w:eastAsia="Times New Roman" w:hAnsi="Times New Roman" w:cs="Times New Roman" w:hint="cs"/>
+          <w:rtl/>
+        </w:rPr>
+        <w:t>אִם</w:t>
+      </w:r>
+      <w:r>
+        <w:rPr>
+          <w:rFonts w:ascii="Times New Roman" w:eastAsia="Times New Roman" w:hAnsi="Times New Roman" w:cs="Times New Roman"/>
+          <w:rtl/>
+        </w:rPr>
+        <w:t xml:space="preserve"> </w:t>
+      </w:r>
+      <w:r>
+        <w:rPr>
+          <w:rFonts w:ascii="Times New Roman" w:eastAsia="Times New Roman" w:hAnsi="Times New Roman" w:cs="Times New Roman" w:hint="cs"/>
+          <w:rtl/>
+        </w:rPr>
+        <w:t>הַחֲרֵשׁ</w:t>
+      </w:r>
+      <w:r>
+        <w:rPr>
+          <w:rFonts w:ascii="Times New Roman" w:eastAsia="Times New Roman" w:hAnsi="Times New Roman" w:cs="Times New Roman"/>
+          <w:rtl/>
+        </w:rPr>
+        <w:t xml:space="preserve"> </w:t>
+      </w:r>
+      <w:r>
+        <w:rPr>
+          <w:rFonts w:ascii="Times New Roman" w:eastAsia="Times New Roman" w:hAnsi="Times New Roman" w:cs="Times New Roman" w:hint="cs"/>
+          <w:rtl/>
+        </w:rPr>
+        <w:t>תַּחֲרִישִׁי</w:t>
+      </w:r>
+      <w:r>
+        <w:rPr>
+          <w:rFonts w:ascii="Times New Roman" w:eastAsia="Times New Roman" w:hAnsi="Times New Roman" w:cs="Times New Roman"/>
+          <w:rtl/>
+        </w:rPr>
+        <w:t xml:space="preserve"> </w:t>
+      </w:r>
+      <w:r>
+        <w:rPr>
+          <w:rFonts w:ascii="Times New Roman" w:eastAsia="Times New Roman" w:hAnsi="Times New Roman" w:cs="Times New Roman" w:hint="cs"/>
+          <w:rtl/>
+        </w:rPr>
+        <w:t>בָּעֵת</w:t>
+      </w:r>
+      <w:r>
+        <w:rPr>
+          <w:rFonts w:ascii="Times New Roman" w:eastAsia="Times New Roman" w:hAnsi="Times New Roman" w:cs="Times New Roman"/>
+          <w:rtl/>
+        </w:rPr>
+        <w:t xml:space="preserve"> </w:t>
+      </w:r>
+      <w:r>
+        <w:rPr>
+          <w:rFonts w:ascii="Times New Roman" w:eastAsia="Times New Roman" w:hAnsi="Times New Roman" w:cs="Times New Roman" w:hint="cs"/>
+          <w:rtl/>
+        </w:rPr>
+        <w:t>הַזֹּאת</w:t>
+      </w:r>
+      <w:r>
+        <w:rPr>
+          <w:rFonts w:ascii="Times New Roman" w:eastAsia="Times New Roman" w:hAnsi="Times New Roman" w:cs="Times New Roman"/>
+          <w:rtl/>
+        </w:rPr>
+        <w:t xml:space="preserve"> </w:t>
+      </w:r>
+      <w:r>
+        <w:rPr>
+          <w:rFonts w:ascii="Times New Roman" w:eastAsia="Times New Roman" w:hAnsi="Times New Roman" w:cs="Times New Roman" w:hint="cs"/>
+          <w:rtl/>
+        </w:rPr>
+        <w:t>רֶוַח</w:t>
+      </w:r>
+      <w:r>
+        <w:rPr>
+          <w:rFonts w:ascii="Times New Roman" w:eastAsia="Times New Roman" w:hAnsi="Times New Roman" w:cs="Times New Roman"/>
+          <w:rtl/>
+        </w:rPr>
+        <w:t xml:space="preserve"> </w:t>
+      </w:r>
+      <w:r>
+        <w:rPr>
+          <w:rFonts w:ascii="Times New Roman" w:eastAsia="Times New Roman" w:hAnsi="Times New Roman" w:cs="Times New Roman" w:hint="cs"/>
+          <w:rtl/>
+        </w:rPr>
+        <w:t>וְהַצָּלָה</w:t>
+      </w:r>
+      <w:r>
+        <w:rPr>
+          <w:rFonts w:ascii="Times New Roman" w:eastAsia="Times New Roman" w:hAnsi="Times New Roman" w:cs="Times New Roman"/>
+          <w:rtl/>
+        </w:rPr>
+        <w:t xml:space="preserve"> </w:t>
+      </w:r>
+      <w:r>
+        <w:rPr>
+          <w:rFonts w:ascii="Times New Roman" w:eastAsia="Times New Roman" w:hAnsi="Times New Roman" w:cs="Times New Roman" w:hint="cs"/>
+          <w:rtl/>
+        </w:rPr>
+        <w:t>יַעֲמוֹד</w:t>
+      </w:r>
+      <w:r>
+        <w:rPr>
+          <w:rFonts w:ascii="Times New Roman" w:eastAsia="Times New Roman" w:hAnsi="Times New Roman" w:cs="Times New Roman"/>
+          <w:rtl/>
+        </w:rPr>
+        <w:t xml:space="preserve"> </w:t>
+      </w:r>
+      <w:r>
+        <w:rPr>
+          <w:rFonts w:ascii="Times New Roman" w:eastAsia="Times New Roman" w:hAnsi="Times New Roman" w:cs="Times New Roman" w:hint="cs"/>
+          <w:rtl/>
+        </w:rPr>
+        <w:t>לַיְּהוּדִים</w:t>
+      </w:r>
+      <w:r>
+        <w:rPr>
+          <w:rFonts w:ascii="Times New Roman" w:eastAsia="Times New Roman" w:hAnsi="Times New Roman" w:cs="Times New Roman"/>
+          <w:rtl/>
+        </w:rPr>
+        <w:t xml:space="preserve"> </w:t>
+      </w:r>
+      <w:r>
+        <w:rPr>
+          <w:rFonts w:ascii="Times New Roman" w:eastAsia="Times New Roman" w:hAnsi="Times New Roman" w:cs="Times New Roman" w:hint="cs"/>
+          <w:rtl/>
+        </w:rPr>
+        <w:t>מִמָּקוֹם</w:t>
+      </w:r>
+      <w:r>
+        <w:rPr>
+          <w:rFonts w:ascii="Times New Roman" w:eastAsia="Times New Roman" w:hAnsi="Times New Roman" w:cs="Times New Roman"/>
+          <w:rtl/>
+        </w:rPr>
+        <w:t xml:space="preserve"> </w:t>
+      </w:r>
+      <w:r>
+        <w:rPr>
+          <w:rFonts w:ascii="Times New Roman" w:eastAsia="Times New Roman" w:hAnsi="Times New Roman" w:cs="Times New Roman" w:hint="cs"/>
+          <w:rtl/>
+        </w:rPr>
+        <w:t>אַחֵר</w:t>
+      </w:r>
+      <w:r>
+        <w:rPr>
+          <w:rFonts w:ascii="Times New Roman" w:eastAsia="Times New Roman" w:hAnsi="Times New Roman" w:cs="Times New Roman"/>
+          <w:rtl/>
+        </w:rPr>
+        <w:t xml:space="preserve"> </w:t>
+      </w:r>
+      <w:r>
+        <w:rPr>
+          <w:rFonts w:ascii="Times New Roman" w:eastAsia="Times New Roman" w:hAnsi="Times New Roman" w:cs="Times New Roman" w:hint="cs"/>
+          <w:rtl/>
+        </w:rPr>
+        <w:t>וְאַתְּ</w:t>
+      </w:r>
+      <w:r>
+        <w:rPr>
+          <w:rFonts w:ascii="Times New Roman" w:eastAsia="Times New Roman" w:hAnsi="Times New Roman" w:cs="Times New Roman"/>
+          <w:rtl/>
+        </w:rPr>
+        <w:t xml:space="preserve"> </w:t>
+      </w:r>
+      <w:r>
+        <w:rPr>
+          <w:rFonts w:ascii="Times New Roman" w:eastAsia="Times New Roman" w:hAnsi="Times New Roman" w:cs="Times New Roman" w:hint="cs"/>
+          <w:rtl/>
+        </w:rPr>
+        <w:t>וּבֵית</w:t>
+      </w:r>
+      <w:r>
+        <w:rPr>
+          <w:rFonts w:ascii="Times New Roman" w:eastAsia="Times New Roman" w:hAnsi="Times New Roman" w:cs="Times New Roman"/>
+          <w:rtl/>
+        </w:rPr>
+        <w:t xml:space="preserve"> </w:t>
+      </w:r>
+      <w:r>
+        <w:rPr>
+          <w:rFonts w:ascii="Times New Roman" w:eastAsia="Times New Roman" w:hAnsi="Times New Roman" w:cs="Times New Roman" w:hint="cs"/>
+          <w:rtl/>
+        </w:rPr>
+        <w:t>אָבִיךְ</w:t>
+      </w:r>
+      <w:r>
+        <w:rPr>
+          <w:rFonts w:ascii="Times New Roman" w:eastAsia="Times New Roman" w:hAnsi="Times New Roman" w:cs="Times New Roman"/>
+          <w:rtl/>
+        </w:rPr>
+        <w:t xml:space="preserve"> </w:t>
+      </w:r>
+      <w:r>
+        <w:rPr>
+          <w:rFonts w:ascii="Times New Roman" w:eastAsia="Times New Roman" w:hAnsi="Times New Roman" w:cs="Times New Roman" w:hint="cs"/>
+          <w:rtl/>
+        </w:rPr>
+        <w:t>תֹּאבֵדוּ</w:t>
+      </w:r>
+      <w:r>
+        <w:rPr>
+          <w:rFonts w:ascii="Times New Roman" w:eastAsia="Times New Roman" w:hAnsi="Times New Roman" w:cs="Times New Roman"/>
+          <w:rtl/>
+        </w:rPr>
+        <w:t xml:space="preserve">. </w:t>
+      </w:r>
+      <w:r>
+        <w:rPr>
+          <w:rFonts w:ascii="Times New Roman" w:eastAsia="Times New Roman" w:hAnsi="Times New Roman" w:cs="Times New Roman" w:hint="cs"/>
+          <w:rtl/>
+        </w:rPr>
+        <w:t>וּמִי</w:t>
+      </w:r>
+      <w:r>
+        <w:rPr>
+          <w:rFonts w:ascii="Times New Roman" w:eastAsia="Times New Roman" w:hAnsi="Times New Roman" w:cs="Times New Roman"/>
+          <w:rtl/>
+        </w:rPr>
+        <w:t xml:space="preserve"> </w:t>
+      </w:r>
+      <w:r>
+        <w:rPr>
+          <w:rFonts w:ascii="Times New Roman" w:eastAsia="Times New Roman" w:hAnsi="Times New Roman" w:cs="Times New Roman" w:hint="cs"/>
+          <w:rtl/>
+        </w:rPr>
+        <w:t>יוֹדֵעַ</w:t>
+      </w:r>
+      <w:r>
+        <w:rPr>
+          <w:rFonts w:ascii="Times New Roman" w:eastAsia="Times New Roman" w:hAnsi="Times New Roman" w:cs="Times New Roman"/>
+          <w:rtl/>
+        </w:rPr>
+        <w:t xml:space="preserve"> </w:t>
+      </w:r>
+      <w:r>
+        <w:rPr>
+          <w:rFonts w:ascii="Times New Roman" w:eastAsia="Times New Roman" w:hAnsi="Times New Roman" w:cs="Times New Roman" w:hint="cs"/>
+          <w:rtl/>
+        </w:rPr>
+        <w:t>אִם</w:t>
+      </w:r>
+      <w:r>
+        <w:rPr>
+          <w:rFonts w:ascii="Times New Roman" w:eastAsia="Times New Roman" w:hAnsi="Times New Roman" w:cs="Times New Roman"/>
+          <w:rtl/>
+        </w:rPr>
+        <w:t xml:space="preserve"> </w:t>
+      </w:r>
+      <w:r>
+        <w:rPr>
+          <w:rFonts w:ascii="Times New Roman" w:eastAsia="Times New Roman" w:hAnsi="Times New Roman" w:cs="Times New Roman" w:hint="cs"/>
+          <w:rtl/>
+        </w:rPr>
+        <w:t>לְעֵת</w:t>
+      </w:r>
+      <w:r>
+        <w:rPr>
+          <w:rFonts w:ascii="Times New Roman" w:eastAsia="Times New Roman" w:hAnsi="Times New Roman" w:cs="Times New Roman"/>
+          <w:rtl/>
+        </w:rPr>
+        <w:t xml:space="preserve"> </w:t>
+      </w:r>
+      <w:r>
+        <w:rPr>
+          <w:rFonts w:ascii="Times New Roman" w:eastAsia="Times New Roman" w:hAnsi="Times New Roman" w:cs="Times New Roman" w:hint="cs"/>
+          <w:rtl/>
+        </w:rPr>
+        <w:t>כָּזֹאת</w:t>
+      </w:r>
+      <w:r>
+        <w:rPr>
+          <w:rFonts w:ascii="Times New Roman" w:eastAsia="Times New Roman" w:hAnsi="Times New Roman" w:cs="Times New Roman"/>
+          <w:rtl/>
+        </w:rPr>
+        <w:t xml:space="preserve"> </w:t>
+      </w:r>
+      <w:r>
+        <w:rPr>
+          <w:rFonts w:ascii="Times New Roman" w:eastAsia="Times New Roman" w:hAnsi="Times New Roman" w:cs="Times New Roman" w:hint="cs"/>
+          <w:rtl/>
+        </w:rPr>
+        <w:t>הִגַּעַתְּ</w:t>
+      </w:r>
+      <w:r>
+        <w:rPr>
+          <w:rFonts w:ascii="Times New Roman" w:eastAsia="Times New Roman" w:hAnsi="Times New Roman" w:cs="Times New Roman"/>
+          <w:rtl/>
+        </w:rPr>
+        <w:t xml:space="preserve"> </w:t>
+      </w:r>
+      <w:r>
+        <w:rPr>
+          <w:rFonts w:ascii="Times New Roman" w:eastAsia="Times New Roman" w:hAnsi="Times New Roman" w:cs="Times New Roman" w:hint="cs"/>
+          <w:rtl/>
+        </w:rPr>
+        <w:t>לַמַּלְכוּת</w:t>
+      </w:r>
+      <w:r>
+        <w:rPr>
+          <w:rFonts w:ascii="Times New Roman" w:eastAsia="Times New Roman" w:hAnsi="Times New Roman" w:cs="Times New Roman"/>
+        </w:rPr>
+        <w:t xml:space="preserve"> - “If you</w:t>
       </w:r>
       <w:r>
         <w:rPr>
@@ -230,44 +725,48 @@
         <w:rPr>
           <w:rFonts w:ascii="Times New Roman" w:eastAsia="Times New Roman" w:hAnsi="Times New Roman" w:cs="Times New Roman"/>
         </w:rPr>
-        <w:t xml:space="preserve">s </w:t>
-      </w:r>
-      <w:r>
-        <w:rPr>
-          <w:rFonts w:ascii="Times New Roman" w:eastAsia="Times New Roman" w:hAnsi="Times New Roman" w:cs="Times New Roman"/>
-        </w:rPr>
-        <w:t>edict</w:t>
-      </w:r>
-      <w:r>
-        <w:rPr>
-          <w:rFonts w:ascii="Times New Roman" w:eastAsia="Times New Roman" w:hAnsi="Times New Roman" w:cs="Times New Roman"/>
-        </w:rPr>
-        <w:t xml:space="preserve"> </w:t>
-      </w:r>
-      <w:r>
-        <w:rPr>
-          <w:rFonts w:ascii="Times New Roman" w:eastAsia="Times New Roman" w:hAnsi="Times New Roman" w:cs="Times New Roman"/>
-        </w:rPr>
-        <w:t xml:space="preserve">and tells her, “Look what he plans to do to the Jews! You must go </w:t>
-      </w:r>
-      <w:r>
-        <w:rPr>
-          <w:rFonts w:ascii="Times New Roman" w:eastAsia="Times New Roman" w:hAnsi="Times New Roman" w:cs="Times New Roman"/>
-        </w:rPr>
-        <w:t xml:space="preserve">in and plead for your people.” </w:t>
-      </w:r>
-      <w:r>
-        <w:rPr>
-          <w:rFonts w:ascii="Times New Roman" w:eastAsia="Times New Roman" w:hAnsi="Times New Roman" w:cs="Times New Roman" w:hint="cs"/>
-          <w:rtl/>
-        </w:rPr>
-        <w:t>אסתר</w:t>
-      </w:r>
-      <w:r>
-        <w:rPr>
-          <w:rFonts w:ascii="Times New Roman" w:eastAsia="Times New Roman" w:hAnsi="Times New Roman" w:cs="Times New Roman"/>
-        </w:rPr>
-        <w:t xml:space="preserve"> responds, “I can</w:t>
+        <w:t xml:space="preserve">re quiet now, Hashem will save us some other way, but you </w:t>
+      </w:r>
+      <w:r>
+        <w:rPr>
+          <w:rFonts w:ascii="Times New Roman" w:eastAsia="Times New Roman" w:hAnsi="Times New Roman" w:cs="Times New Roman" w:hint="cs"/>
+          <w:rtl/>
+        </w:rPr>
+        <w:t>וּבֵית</w:t>
+      </w:r>
+      <w:r>
+        <w:rPr>
+          <w:rFonts w:ascii="Times New Roman" w:eastAsia="Times New Roman" w:hAnsi="Times New Roman" w:cs="Times New Roman"/>
+          <w:rtl/>
+        </w:rPr>
+        <w:t xml:space="preserve"> </w:t>
+      </w:r>
+      <w:r>
+        <w:rPr>
+          <w:rFonts w:ascii="Times New Roman" w:eastAsia="Times New Roman" w:hAnsi="Times New Roman" w:cs="Times New Roman" w:hint="cs"/>
+          <w:rtl/>
+        </w:rPr>
+        <w:t>אָבִיךְ</w:t>
+      </w:r>
+      <w:r>
+        <w:rPr>
+          <w:rFonts w:ascii="Times New Roman" w:eastAsia="Times New Roman" w:hAnsi="Times New Roman" w:cs="Times New Roman"/>
+          <w:rtl/>
+        </w:rPr>
+        <w:t xml:space="preserve"> </w:t>
+      </w:r>
+      <w:r>
+        <w:rPr>
+          <w:rFonts w:ascii="Times New Roman" w:eastAsia="Times New Roman" w:hAnsi="Times New Roman" w:cs="Times New Roman" w:hint="cs"/>
+          <w:rtl/>
+        </w:rPr>
+        <w:t>תֹּאבֵדוּ</w:t>
+      </w:r>
+      <w:r>
+        <w:rPr>
+          <w:rFonts w:ascii="Times New Roman" w:eastAsia="Times New Roman" w:hAnsi="Times New Roman" w:cs="Times New Roman"/>
+        </w:rPr>
+        <w:t>, you and your father</w:t>
       </w:r>
       <w:r>
         <w:rPr>
@@ -279,573 +778,19 @@
         <w:rPr>
           <w:rFonts w:ascii="Times New Roman" w:eastAsia="Times New Roman" w:hAnsi="Times New Roman" w:cs="Times New Roman"/>
         </w:rPr>
-        <w:t>t. I haven</w:t>
-      </w:r>
-      <w:r>
-        <w:rPr>
-          <w:rFonts w:ascii="Times New Roman" w:eastAsia="Times New Roman" w:hAnsi="Times New Roman" w:cs="Times New Roman"/>
-        </w:rPr>
-        <w:t>’</w:t>
-      </w:r>
-      <w:r>
-        <w:rPr>
-          <w:rFonts w:ascii="Times New Roman" w:eastAsia="Times New Roman" w:hAnsi="Times New Roman" w:cs="Times New Roman"/>
-        </w:rPr>
-        <w:t>t been summoned to the king, and anyone who enters the throne room without being called</w:t>
-      </w:r>
-      <w:r>
-        <w:rPr>
-          <w:rFonts w:ascii="Times New Roman" w:eastAsia="Times New Roman" w:hAnsi="Times New Roman" w:cs="Times New Roman"/>
-        </w:rPr>
-        <w:t xml:space="preserve"> - </w:t>
-      </w:r>
-      <w:r>
-        <w:rPr>
-          <w:rFonts w:ascii="Times New Roman" w:eastAsia="Times New Roman" w:hAnsi="Times New Roman" w:cs="Times New Roman" w:hint="cs"/>
-          <w:rtl/>
-        </w:rPr>
-        <w:t>אַחַת</w:t>
-      </w:r>
-      <w:r>
-        <w:rPr>
-          <w:rFonts w:ascii="Times New Roman" w:eastAsia="Times New Roman" w:hAnsi="Times New Roman" w:cs="Times New Roman"/>
-          <w:rtl/>
-        </w:rPr>
-        <w:t xml:space="preserve"> </w:t>
-      </w:r>
-      <w:r>
-        <w:rPr>
-          <w:rFonts w:ascii="Times New Roman" w:eastAsia="Times New Roman" w:hAnsi="Times New Roman" w:cs="Times New Roman" w:hint="cs"/>
-          <w:rtl/>
-        </w:rPr>
-        <w:t>דָּתוֹ</w:t>
-      </w:r>
-      <w:r>
-        <w:rPr>
-          <w:rFonts w:ascii="Times New Roman" w:eastAsia="Times New Roman" w:hAnsi="Times New Roman" w:cs="Times New Roman"/>
-          <w:rtl/>
-        </w:rPr>
-        <w:t xml:space="preserve"> </w:t>
-      </w:r>
-      <w:r>
-        <w:rPr>
-          <w:rFonts w:ascii="Times New Roman" w:eastAsia="Times New Roman" w:hAnsi="Times New Roman" w:cs="Times New Roman" w:hint="cs"/>
-          <w:rtl/>
-        </w:rPr>
-        <w:t>לְהָמִית</w:t>
-      </w:r>
-      <w:r>
-        <w:rPr>
-          <w:rFonts w:ascii="Times New Roman" w:eastAsia="Times New Roman" w:hAnsi="Times New Roman" w:cs="Times New Roman" w:hint="eastAsia"/>
-        </w:rPr>
-        <w:t xml:space="preserve"> - </w:t>
-      </w:r>
-      <w:r>
-        <w:rPr>
-          <w:rFonts w:ascii="Times New Roman" w:eastAsia="Times New Roman" w:hAnsi="Times New Roman" w:cs="Times New Roman"/>
-        </w:rPr>
-        <w:t>is finished, he</w:t>
-      </w:r>
-      <w:r>
-        <w:rPr>
-          <w:rFonts w:ascii="Times New Roman" w:eastAsia="Times New Roman" w:hAnsi="Times New Roman" w:cs="Times New Roman"/>
-        </w:rPr>
-        <w:t>’</w:t>
-      </w:r>
-      <w:r>
-        <w:rPr>
-          <w:rFonts w:ascii="Times New Roman" w:eastAsia="Times New Roman" w:hAnsi="Times New Roman" w:cs="Times New Roman"/>
-        </w:rPr>
-        <w:t xml:space="preserve">s </w:t>
-      </w:r>
-      <w:r>
-        <w:rPr>
-          <w:rFonts w:ascii="Times New Roman" w:eastAsia="Times New Roman" w:hAnsi="Times New Roman" w:cs="Times New Roman" w:hint="cs"/>
-          <w:rtl/>
-        </w:rPr>
-        <w:t>קפוט</w:t>
-      </w:r>
-      <w:r>
-        <w:rPr>
-          <w:rFonts w:ascii="Times New Roman" w:eastAsia="Times New Roman" w:hAnsi="Times New Roman" w:cs="Times New Roman"/>
-        </w:rPr>
-        <w:t xml:space="preserve">.” </w:t>
-      </w:r>
-      <w:r>
-        <w:rPr>
-          <w:rFonts w:ascii="Times New Roman" w:eastAsia="Times New Roman" w:hAnsi="Times New Roman" w:cs="Times New Roman" w:hint="cs"/>
-          <w:rtl/>
-        </w:rPr>
-        <w:t>מרדכי</w:t>
-      </w:r>
-      <w:r>
-        <w:rPr>
-          <w:rFonts w:ascii="Times New Roman" w:eastAsia="Times New Roman" w:hAnsi="Times New Roman" w:cs="Times New Roman"/>
-        </w:rPr>
-        <w:t xml:space="preserve"> replies with one of the most dramatic </w:t>
-      </w:r>
-      <w:r>
-        <w:rPr>
-          <w:rFonts w:ascii="Times New Roman" w:eastAsia="Times New Roman" w:hAnsi="Times New Roman" w:cs="Times New Roman" w:hint="cs"/>
-          <w:rtl/>
-        </w:rPr>
-        <w:t>פסוקים</w:t>
-      </w:r>
-      <w:r>
-        <w:rPr>
-          <w:rFonts w:ascii="Times New Roman" w:eastAsia="Times New Roman" w:hAnsi="Times New Roman" w:cs="Times New Roman"/>
-        </w:rPr>
-        <w:t xml:space="preserve"> in all of </w:t>
-      </w:r>
-      <w:r>
-        <w:rPr>
-          <w:rFonts w:ascii="Times New Roman" w:eastAsia="Times New Roman" w:hAnsi="Times New Roman" w:cs="Times New Roman" w:hint="cs"/>
-          <w:rtl/>
-        </w:rPr>
-        <w:t>תנ״</w:t>
-      </w:r>
-      <w:proofErr w:type="gramStart"/>
-      <w:r>
-        <w:rPr>
-          <w:rFonts w:ascii="Times New Roman" w:eastAsia="Times New Roman" w:hAnsi="Times New Roman" w:cs="Times New Roman" w:hint="cs"/>
-          <w:rtl/>
-        </w:rPr>
-        <w:t>ך</w:t>
-      </w:r>
-      <w:r>
-        <w:rPr>
-          <w:rFonts w:ascii="Times New Roman" w:eastAsia="Times New Roman" w:hAnsi="Times New Roman" w:cs="Times New Roman"/>
-          <w:rtl/>
-        </w:rPr>
-        <w:t xml:space="preserve"> </w:t>
-      </w:r>
-      <w:r>
-        <w:rPr>
-          <w:rFonts w:ascii="Times New Roman" w:eastAsia="Times New Roman" w:hAnsi="Times New Roman" w:cs="Times New Roman"/>
-        </w:rPr>
-        <w:t xml:space="preserve"> (</w:t>
-      </w:r>
-      <w:proofErr w:type="gramEnd"/>
-      <w:r>
-        <w:rPr>
-          <w:rFonts w:ascii="Times New Roman" w:eastAsia="Times New Roman" w:hAnsi="Times New Roman" w:cs="Times New Roman" w:hint="cs"/>
-          <w:rtl/>
-        </w:rPr>
-        <w:t>אסתר</w:t>
-      </w:r>
-      <w:r>
-        <w:rPr>
-          <w:rFonts w:ascii="Times New Roman" w:eastAsia="Times New Roman" w:hAnsi="Times New Roman" w:cs="Times New Roman"/>
-          <w:rtl/>
-        </w:rPr>
-        <w:t xml:space="preserve"> </w:t>
-      </w:r>
-      <w:r>
-        <w:rPr>
-          <w:rFonts w:ascii="Times New Roman" w:eastAsia="Times New Roman" w:hAnsi="Times New Roman" w:cs="Times New Roman" w:hint="cs"/>
-          <w:rtl/>
-        </w:rPr>
-        <w:t>ד׳</w:t>
-      </w:r>
-      <w:r>
-        <w:rPr>
-          <w:rFonts w:ascii="Times New Roman" w:eastAsia="Times New Roman" w:hAnsi="Times New Roman" w:cs="Times New Roman"/>
-          <w:rtl/>
-        </w:rPr>
-        <w:t>:</w:t>
-      </w:r>
-      <w:r>
-        <w:rPr>
-          <w:rFonts w:ascii="Times New Roman" w:eastAsia="Times New Roman" w:hAnsi="Times New Roman" w:cs="Times New Roman" w:hint="cs"/>
-          <w:rtl/>
-        </w:rPr>
-        <w:t>י״ד</w:t>
-      </w:r>
-      <w:r>
-        <w:rPr>
-          <w:rFonts w:ascii="Times New Roman" w:eastAsia="Times New Roman" w:hAnsi="Times New Roman" w:cs="Times New Roman"/>
-        </w:rPr>
-        <w:t>)</w:t>
-      </w:r>
-      <w:r>
-        <w:rPr>
-          <w:rFonts w:ascii="Times New Roman" w:eastAsia="Times New Roman" w:hAnsi="Times New Roman" w:cs="Times New Roman"/>
-        </w:rPr>
-        <w:t>:</w:t>
-      </w:r>
-      <w:r>
-        <w:rPr>
-          <w:rFonts w:ascii="Times New Roman" w:eastAsia="Times New Roman" w:hAnsi="Times New Roman" w:cs="Times New Roman"/>
-        </w:rPr>
-        <w:t xml:space="preserve"> </w:t>
-      </w:r>
-      <w:r>
-        <w:rPr>
-          <w:rFonts w:ascii="Times New Roman" w:eastAsia="Times New Roman" w:hAnsi="Times New Roman" w:cs="Times New Roman" w:hint="cs"/>
-          <w:rtl/>
-        </w:rPr>
-        <w:t>כִּי</w:t>
-      </w:r>
-      <w:r>
-        <w:rPr>
-          <w:rFonts w:ascii="Times New Roman" w:eastAsia="Times New Roman" w:hAnsi="Times New Roman" w:cs="Times New Roman"/>
-          <w:rtl/>
-        </w:rPr>
-        <w:t xml:space="preserve"> </w:t>
-      </w:r>
-      <w:r>
-        <w:rPr>
-          <w:rFonts w:ascii="Times New Roman" w:eastAsia="Times New Roman" w:hAnsi="Times New Roman" w:cs="Times New Roman" w:hint="cs"/>
-          <w:rtl/>
-        </w:rPr>
-        <w:t>אִם</w:t>
-      </w:r>
-      <w:r>
-        <w:rPr>
-          <w:rFonts w:ascii="Times New Roman" w:eastAsia="Times New Roman" w:hAnsi="Times New Roman" w:cs="Times New Roman"/>
-          <w:rtl/>
-        </w:rPr>
-        <w:t xml:space="preserve"> </w:t>
-      </w:r>
-      <w:r>
-        <w:rPr>
-          <w:rFonts w:ascii="Times New Roman" w:eastAsia="Times New Roman" w:hAnsi="Times New Roman" w:cs="Times New Roman" w:hint="cs"/>
-          <w:rtl/>
-        </w:rPr>
-        <w:t>הַחֲרֵשׁ</w:t>
-      </w:r>
-      <w:r>
-        <w:rPr>
-          <w:rFonts w:ascii="Times New Roman" w:eastAsia="Times New Roman" w:hAnsi="Times New Roman" w:cs="Times New Roman"/>
-          <w:rtl/>
-        </w:rPr>
-        <w:t xml:space="preserve"> </w:t>
-      </w:r>
-      <w:r>
-        <w:rPr>
-          <w:rFonts w:ascii="Times New Roman" w:eastAsia="Times New Roman" w:hAnsi="Times New Roman" w:cs="Times New Roman" w:hint="cs"/>
-          <w:rtl/>
-        </w:rPr>
-        <w:t>תַּחֲרִישִׁי</w:t>
-      </w:r>
-      <w:r>
-        <w:rPr>
-          <w:rFonts w:ascii="Times New Roman" w:eastAsia="Times New Roman" w:hAnsi="Times New Roman" w:cs="Times New Roman"/>
-          <w:rtl/>
-        </w:rPr>
-        <w:t xml:space="preserve"> </w:t>
-      </w:r>
-      <w:r>
-        <w:rPr>
-          <w:rFonts w:ascii="Times New Roman" w:eastAsia="Times New Roman" w:hAnsi="Times New Roman" w:cs="Times New Roman" w:hint="cs"/>
-          <w:rtl/>
-        </w:rPr>
-        <w:t>בָּעֵת</w:t>
-      </w:r>
-      <w:r>
-        <w:rPr>
-          <w:rFonts w:ascii="Times New Roman" w:eastAsia="Times New Roman" w:hAnsi="Times New Roman" w:cs="Times New Roman"/>
-          <w:rtl/>
-        </w:rPr>
-        <w:t xml:space="preserve"> </w:t>
-      </w:r>
-      <w:r>
-        <w:rPr>
-          <w:rFonts w:ascii="Times New Roman" w:eastAsia="Times New Roman" w:hAnsi="Times New Roman" w:cs="Times New Roman" w:hint="cs"/>
-          <w:rtl/>
-        </w:rPr>
-        <w:t>הַזֹּאת</w:t>
-      </w:r>
-      <w:r>
-        <w:rPr>
-          <w:rFonts w:ascii="Times New Roman" w:eastAsia="Times New Roman" w:hAnsi="Times New Roman" w:cs="Times New Roman"/>
-          <w:rtl/>
-        </w:rPr>
-        <w:t xml:space="preserve"> </w:t>
-      </w:r>
-      <w:r>
-        <w:rPr>
-          <w:rFonts w:ascii="Times New Roman" w:eastAsia="Times New Roman" w:hAnsi="Times New Roman" w:cs="Times New Roman" w:hint="cs"/>
-          <w:rtl/>
-        </w:rPr>
-        <w:t>רֶוַח</w:t>
-      </w:r>
-      <w:r>
-        <w:rPr>
-          <w:rFonts w:ascii="Times New Roman" w:eastAsia="Times New Roman" w:hAnsi="Times New Roman" w:cs="Times New Roman"/>
-          <w:rtl/>
-        </w:rPr>
-        <w:t xml:space="preserve"> </w:t>
-      </w:r>
-      <w:r>
-        <w:rPr>
-          <w:rFonts w:ascii="Times New Roman" w:eastAsia="Times New Roman" w:hAnsi="Times New Roman" w:cs="Times New Roman" w:hint="cs"/>
-          <w:rtl/>
-        </w:rPr>
-        <w:t>וְהַצָּלָה</w:t>
-      </w:r>
-      <w:r>
-        <w:rPr>
-          <w:rFonts w:ascii="Times New Roman" w:eastAsia="Times New Roman" w:hAnsi="Times New Roman" w:cs="Times New Roman"/>
-          <w:rtl/>
-        </w:rPr>
-        <w:t xml:space="preserve"> </w:t>
-      </w:r>
-      <w:r>
-        <w:rPr>
-          <w:rFonts w:ascii="Times New Roman" w:eastAsia="Times New Roman" w:hAnsi="Times New Roman" w:cs="Times New Roman" w:hint="cs"/>
-          <w:rtl/>
-        </w:rPr>
-        <w:t>יַעֲמוֹד</w:t>
-      </w:r>
-      <w:r>
-        <w:rPr>
-          <w:rFonts w:ascii="Times New Roman" w:eastAsia="Times New Roman" w:hAnsi="Times New Roman" w:cs="Times New Roman"/>
-          <w:rtl/>
-        </w:rPr>
-        <w:t xml:space="preserve"> </w:t>
-      </w:r>
-      <w:r>
-        <w:rPr>
-          <w:rFonts w:ascii="Times New Roman" w:eastAsia="Times New Roman" w:hAnsi="Times New Roman" w:cs="Times New Roman" w:hint="cs"/>
-          <w:rtl/>
-        </w:rPr>
-        <w:t>לַיְּהוּדִים</w:t>
-      </w:r>
-      <w:r>
-        <w:rPr>
-          <w:rFonts w:ascii="Times New Roman" w:eastAsia="Times New Roman" w:hAnsi="Times New Roman" w:cs="Times New Roman"/>
-          <w:rtl/>
-        </w:rPr>
-        <w:t xml:space="preserve"> </w:t>
-      </w:r>
-      <w:r>
-        <w:rPr>
-          <w:rFonts w:ascii="Times New Roman" w:eastAsia="Times New Roman" w:hAnsi="Times New Roman" w:cs="Times New Roman" w:hint="cs"/>
-          <w:rtl/>
-        </w:rPr>
-        <w:t>מִמָּקוֹם</w:t>
-      </w:r>
-      <w:r>
-        <w:rPr>
-          <w:rFonts w:ascii="Times New Roman" w:eastAsia="Times New Roman" w:hAnsi="Times New Roman" w:cs="Times New Roman"/>
-          <w:rtl/>
-        </w:rPr>
-        <w:t xml:space="preserve"> </w:t>
-      </w:r>
-      <w:r>
-        <w:rPr>
-          <w:rFonts w:ascii="Times New Roman" w:eastAsia="Times New Roman" w:hAnsi="Times New Roman" w:cs="Times New Roman" w:hint="cs"/>
-          <w:rtl/>
-        </w:rPr>
-        <w:t>אַחֵר</w:t>
-      </w:r>
-      <w:r>
-        <w:rPr>
-          <w:rFonts w:ascii="Times New Roman" w:eastAsia="Times New Roman" w:hAnsi="Times New Roman" w:cs="Times New Roman"/>
-          <w:rtl/>
-        </w:rPr>
-        <w:t xml:space="preserve"> </w:t>
-      </w:r>
-      <w:r>
-        <w:rPr>
-          <w:rFonts w:ascii="Times New Roman" w:eastAsia="Times New Roman" w:hAnsi="Times New Roman" w:cs="Times New Roman" w:hint="cs"/>
-          <w:rtl/>
-        </w:rPr>
-        <w:t>וְאַתְּ</w:t>
-      </w:r>
-      <w:r>
-        <w:rPr>
-          <w:rFonts w:ascii="Times New Roman" w:eastAsia="Times New Roman" w:hAnsi="Times New Roman" w:cs="Times New Roman"/>
-          <w:rtl/>
-        </w:rPr>
-        <w:t xml:space="preserve"> </w:t>
-      </w:r>
-      <w:r>
-        <w:rPr>
-          <w:rFonts w:ascii="Times New Roman" w:eastAsia="Times New Roman" w:hAnsi="Times New Roman" w:cs="Times New Roman" w:hint="cs"/>
-          <w:rtl/>
-        </w:rPr>
-        <w:t>וּבֵית</w:t>
-      </w:r>
-      <w:r>
-        <w:rPr>
-          <w:rFonts w:ascii="Times New Roman" w:eastAsia="Times New Roman" w:hAnsi="Times New Roman" w:cs="Times New Roman"/>
-          <w:rtl/>
-        </w:rPr>
-        <w:t xml:space="preserve"> </w:t>
-      </w:r>
-      <w:r>
-        <w:rPr>
-          <w:rFonts w:ascii="Times New Roman" w:eastAsia="Times New Roman" w:hAnsi="Times New Roman" w:cs="Times New Roman" w:hint="cs"/>
-          <w:rtl/>
-        </w:rPr>
-        <w:t>אָבִיךְ</w:t>
-      </w:r>
-      <w:r>
-        <w:rPr>
-          <w:rFonts w:ascii="Times New Roman" w:eastAsia="Times New Roman" w:hAnsi="Times New Roman" w:cs="Times New Roman"/>
-          <w:rtl/>
-        </w:rPr>
-        <w:t xml:space="preserve"> </w:t>
-      </w:r>
-      <w:r>
-        <w:rPr>
-          <w:rFonts w:ascii="Times New Roman" w:eastAsia="Times New Roman" w:hAnsi="Times New Roman" w:cs="Times New Roman" w:hint="cs"/>
-          <w:rtl/>
-        </w:rPr>
-        <w:t>תֹּאבֵדוּ</w:t>
-      </w:r>
-      <w:r>
-        <w:rPr>
-          <w:rFonts w:ascii="Times New Roman" w:eastAsia="Times New Roman" w:hAnsi="Times New Roman" w:cs="Times New Roman"/>
-          <w:rtl/>
-        </w:rPr>
-        <w:t xml:space="preserve">. </w:t>
-      </w:r>
-      <w:r>
-        <w:rPr>
-          <w:rFonts w:ascii="Times New Roman" w:eastAsia="Times New Roman" w:hAnsi="Times New Roman" w:cs="Times New Roman" w:hint="cs"/>
-          <w:rtl/>
-        </w:rPr>
-        <w:t>וּמִי</w:t>
-      </w:r>
-      <w:r>
-        <w:rPr>
-          <w:rFonts w:ascii="Times New Roman" w:eastAsia="Times New Roman" w:hAnsi="Times New Roman" w:cs="Times New Roman"/>
-          <w:rtl/>
-        </w:rPr>
-        <w:t xml:space="preserve"> </w:t>
-      </w:r>
-      <w:r>
-        <w:rPr>
-          <w:rFonts w:ascii="Times New Roman" w:eastAsia="Times New Roman" w:hAnsi="Times New Roman" w:cs="Times New Roman" w:hint="cs"/>
-          <w:rtl/>
-        </w:rPr>
-        <w:t>יוֹדֵעַ</w:t>
-      </w:r>
-      <w:r>
-        <w:rPr>
-          <w:rFonts w:ascii="Times New Roman" w:eastAsia="Times New Roman" w:hAnsi="Times New Roman" w:cs="Times New Roman"/>
-          <w:rtl/>
-        </w:rPr>
-        <w:t xml:space="preserve"> </w:t>
-      </w:r>
-      <w:r>
-        <w:rPr>
-          <w:rFonts w:ascii="Times New Roman" w:eastAsia="Times New Roman" w:hAnsi="Times New Roman" w:cs="Times New Roman" w:hint="cs"/>
-          <w:rtl/>
-        </w:rPr>
-        <w:t>אִם</w:t>
-      </w:r>
-      <w:r>
-        <w:rPr>
-          <w:rFonts w:ascii="Times New Roman" w:eastAsia="Times New Roman" w:hAnsi="Times New Roman" w:cs="Times New Roman"/>
-          <w:rtl/>
-        </w:rPr>
-        <w:t xml:space="preserve"> </w:t>
-      </w:r>
-      <w:r>
-        <w:rPr>
-          <w:rFonts w:ascii="Times New Roman" w:eastAsia="Times New Roman" w:hAnsi="Times New Roman" w:cs="Times New Roman" w:hint="cs"/>
-          <w:rtl/>
-        </w:rPr>
-        <w:t>לְעֵת</w:t>
-      </w:r>
-      <w:r>
-        <w:rPr>
-          <w:rFonts w:ascii="Times New Roman" w:eastAsia="Times New Roman" w:hAnsi="Times New Roman" w:cs="Times New Roman"/>
-          <w:rtl/>
-        </w:rPr>
-        <w:t xml:space="preserve"> </w:t>
-      </w:r>
-      <w:r>
-        <w:rPr>
-          <w:rFonts w:ascii="Times New Roman" w:eastAsia="Times New Roman" w:hAnsi="Times New Roman" w:cs="Times New Roman" w:hint="cs"/>
-          <w:rtl/>
-        </w:rPr>
-        <w:t>כָּזֹאת</w:t>
-      </w:r>
-      <w:r>
-        <w:rPr>
-          <w:rFonts w:ascii="Times New Roman" w:eastAsia="Times New Roman" w:hAnsi="Times New Roman" w:cs="Times New Roman"/>
-          <w:rtl/>
-        </w:rPr>
-        <w:t xml:space="preserve"> </w:t>
-      </w:r>
-      <w:r>
-        <w:rPr>
-          <w:rFonts w:ascii="Times New Roman" w:eastAsia="Times New Roman" w:hAnsi="Times New Roman" w:cs="Times New Roman" w:hint="cs"/>
-          <w:rtl/>
-        </w:rPr>
-        <w:t>הִגַּעַתְּ</w:t>
-      </w:r>
-      <w:r>
-        <w:rPr>
-          <w:rFonts w:ascii="Times New Roman" w:eastAsia="Times New Roman" w:hAnsi="Times New Roman" w:cs="Times New Roman"/>
-          <w:rtl/>
-        </w:rPr>
-        <w:t xml:space="preserve"> </w:t>
-      </w:r>
-      <w:r>
-        <w:rPr>
-          <w:rFonts w:ascii="Times New Roman" w:eastAsia="Times New Roman" w:hAnsi="Times New Roman" w:cs="Times New Roman" w:hint="cs"/>
-          <w:rtl/>
-        </w:rPr>
-        <w:t>לַמַּלְכוּת</w:t>
-      </w:r>
-      <w:r>
-        <w:rPr>
-          <w:rFonts w:ascii="Times New Roman" w:eastAsia="Times New Roman" w:hAnsi="Times New Roman" w:cs="Times New Roman"/>
-        </w:rPr>
-        <w:t xml:space="preserve"> - </w:t>
-      </w:r>
-      <w:r>
-        <w:rPr>
-          <w:rFonts w:ascii="Times New Roman" w:eastAsia="Times New Roman" w:hAnsi="Times New Roman" w:cs="Times New Roman"/>
-        </w:rPr>
-        <w:t xml:space="preserve">“If you’re quiet now, Hashem will save us, some other way, but you </w:t>
-      </w:r>
-      <w:r>
-        <w:rPr>
-          <w:rFonts w:ascii="Times New Roman" w:eastAsia="Times New Roman" w:hAnsi="Times New Roman" w:cs="Times New Roman" w:hint="cs"/>
-          <w:rtl/>
-        </w:rPr>
-        <w:t>וּבֵית</w:t>
-      </w:r>
-      <w:r>
-        <w:rPr>
-          <w:rFonts w:ascii="Times New Roman" w:eastAsia="Times New Roman" w:hAnsi="Times New Roman" w:cs="Times New Roman"/>
-          <w:rtl/>
-        </w:rPr>
-        <w:t xml:space="preserve"> </w:t>
-      </w:r>
-      <w:r>
-        <w:rPr>
-          <w:rFonts w:ascii="Times New Roman" w:eastAsia="Times New Roman" w:hAnsi="Times New Roman" w:cs="Times New Roman" w:hint="cs"/>
-          <w:rtl/>
-        </w:rPr>
-        <w:t>אָבִיךְ</w:t>
-      </w:r>
-      <w:r>
-        <w:rPr>
-          <w:rFonts w:ascii="Times New Roman" w:eastAsia="Times New Roman" w:hAnsi="Times New Roman" w:cs="Times New Roman"/>
-          <w:rtl/>
-        </w:rPr>
-        <w:t xml:space="preserve"> </w:t>
-      </w:r>
-      <w:r>
-        <w:rPr>
-          <w:rFonts w:ascii="Times New Roman" w:eastAsia="Times New Roman" w:hAnsi="Times New Roman" w:cs="Times New Roman" w:hint="cs"/>
-          <w:rtl/>
-        </w:rPr>
-        <w:t>תֹּאבֵדוּ</w:t>
-      </w:r>
-      <w:r>
-        <w:rPr>
-          <w:rFonts w:ascii="Times New Roman" w:eastAsia="Times New Roman" w:hAnsi="Times New Roman" w:cs="Times New Roman"/>
-        </w:rPr>
-        <w:t xml:space="preserve">, you and your father’s house will be lost, and who knows, maybe this is why you reached to be </w:t>
+        <w:t xml:space="preserve">s house will be lost, and who knows, maybe this is why you </w:t>
+      </w:r>
+      <w:r>
+        <w:rPr>
+          <w:rFonts w:ascii="Times New Roman" w:eastAsia="Times New Roman" w:hAnsi="Times New Roman" w:cs="Times New Roman"/>
+        </w:rPr>
+        <w:t>attained</w:t>
+      </w:r>
+      <w:r>
+        <w:rPr>
+          <w:rFonts w:ascii="Times New Roman" w:eastAsia="Times New Roman" w:hAnsi="Times New Roman" w:cs="Times New Roman"/>
+        </w:rPr>
+        <w:t xml:space="preserve"> </w:t>
       </w:r>
       <w:r>
         <w:rPr>
@@ -858,13 +803,7 @@
         <w:rPr>
           <w:rFonts w:ascii="Times New Roman" w:eastAsia="Times New Roman" w:hAnsi="Times New Roman" w:cs="Times New Roman"/>
         </w:rPr>
-        <w:t>, to be the queen now.</w:t>
-      </w:r>
-      <w:r>
-        <w:rPr>
-          <w:rFonts w:ascii="Times New Roman" w:eastAsia="Times New Roman" w:hAnsi="Times New Roman" w:cs="Times New Roman"/>
-        </w:rPr>
-        <w:t xml:space="preserve">” </w:t>
+        <w:t xml:space="preserve">, to be the queen now.” </w:t>
       </w:r>
     </w:p>
     <w:p>
@@ -879,7 +818,13 @@
         <w:rPr>
           <w:rFonts w:ascii="Times New Roman" w:eastAsia="Times New Roman" w:hAnsi="Times New Roman" w:cs="Times New Roman"/>
         </w:rPr>
-        <w:t xml:space="preserve">There is a glaring problem with this </w:t>
+        <w:t>There is a glaring proble</w:t>
+      </w:r>
+      <w:r>
+        <w:rPr>
+          <w:rFonts w:ascii="Times New Roman" w:eastAsia="Times New Roman" w:hAnsi="Times New Roman" w:cs="Times New Roman"/>
+        </w:rPr>
+        <w:t xml:space="preserve">m with this </w:t>
       </w:r>
       <w:r>
         <w:rPr>
@@ -892,6 +837,12 @@
         <w:rPr>
           <w:rFonts w:ascii="Times New Roman" w:eastAsia="Times New Roman" w:hAnsi="Times New Roman" w:cs="Times New Roman"/>
           <w:rtl/>
+        </w:rPr>
+        <w:t xml:space="preserve"> </w:t>
+      </w:r>
+      <w:r>
+        <w:rPr>
+          <w:rFonts w:ascii="Times New Roman" w:eastAsia="Times New Roman" w:hAnsi="Times New Roman" w:cs="Times New Roman"/>
         </w:rPr>
         <w:t xml:space="preserve">. </w:t>
       </w:r>
@@ -1017,7 +968,6 @@
         </w:rPr>
         <w:t xml:space="preserve"> </w:t>
       </w:r>
-      <w:proofErr w:type="gramStart"/>
       <w:r>
         <w:rPr>
           <w:rFonts w:ascii="Times New Roman" w:eastAsia="Times New Roman" w:hAnsi="Times New Roman" w:cs="Times New Roman" w:hint="cs"/>
@@ -1036,14 +986,7 @@
         <w:rPr>
           <w:rFonts w:ascii="Times New Roman" w:eastAsia="Times New Roman" w:hAnsi="Times New Roman" w:cs="Times New Roman"/>
         </w:rPr>
-        <w:t>.</w:t>
-      </w:r>
-      <w:proofErr w:type="gramEnd"/>
-      <w:r>
-        <w:rPr>
-          <w:rFonts w:ascii="Times New Roman" w:eastAsia="Times New Roman" w:hAnsi="Times New Roman" w:cs="Times New Roman"/>
-        </w:rPr>
-        <w:t xml:space="preserve"> </w:t>
+        <w:t xml:space="preserve">. </w:t>
       </w:r>
       <w:r>
         <w:rPr>
@@ -1096,33 +1039,7 @@
         <w:rPr>
           <w:rFonts w:ascii="Times New Roman" w:eastAsia="Times New Roman" w:hAnsi="Times New Roman" w:cs="Times New Roman"/>
         </w:rPr>
-        <w:t xml:space="preserve"> and treated him harshly, did he protest? Did he fight back? No. He remained silent. It was his nature</w:t>
-      </w:r>
-      <w:r>
-        <w:rPr>
-          <w:rFonts w:ascii="Times New Roman" w:eastAsia="Times New Roman" w:hAnsi="Times New Roman" w:cs="Times New Roman"/>
-        </w:rPr>
-        <w:t xml:space="preserve"> - </w:t>
-      </w:r>
-      <w:r>
-        <w:rPr>
-          <w:rFonts w:ascii="Times New Roman" w:eastAsia="Times New Roman" w:hAnsi="Times New Roman" w:cs="Times New Roman"/>
-        </w:rPr>
-        <w:t xml:space="preserve">shy, retiring, quiet. Perhaps if there had been </w:t>
-      </w:r>
-      <w:proofErr w:type="gramStart"/>
-      <w:r>
-        <w:rPr>
-          <w:rFonts w:ascii="Times New Roman" w:eastAsia="Times New Roman" w:hAnsi="Times New Roman" w:cs="Times New Roman"/>
-        </w:rPr>
-        <w:t>an</w:t>
-      </w:r>
-      <w:proofErr w:type="gramEnd"/>
-      <w:r>
-        <w:rPr>
-          <w:rFonts w:ascii="Times New Roman" w:eastAsia="Times New Roman" w:hAnsi="Times New Roman" w:cs="Times New Roman"/>
-        </w:rPr>
-        <w:t xml:space="preserve"> </w:t>
+        <w:t xml:space="preserve"> and treated him harshly, did he protest? Did he fight back? No. He remained silent. It was his nature - shy, retiring, quiet. Perhaps if there had been an </w:t>
       </w:r>
       <w:r>
         <w:rPr>
@@ -1416,19 +1333,19 @@
         <w:rPr>
           <w:rFonts w:ascii="Times New Roman" w:eastAsia="Times New Roman" w:hAnsi="Times New Roman" w:cs="Times New Roman"/>
         </w:rPr>
-        <w:t xml:space="preserve">there is a mouth. </w:t>
-      </w:r>
-      <w:r>
-        <w:rPr>
-          <w:rFonts w:ascii="Times New Roman" w:eastAsia="Times New Roman" w:hAnsi="Times New Roman" w:cs="Times New Roman"/>
-        </w:rPr>
-        <w:t xml:space="preserve">When you need to use it, you use it. When it’s better to be quiet, you be quiet. </w:t>
-      </w:r>
-      <w:r>
-        <w:rPr>
-          <w:rFonts w:ascii="Times New Roman" w:eastAsia="Times New Roman" w:hAnsi="Times New Roman" w:cs="Times New Roman"/>
-        </w:rPr>
-        <w:t xml:space="preserve">If you speak up now, we will know that you are in control, that you understand how to use the </w:t>
+        <w:t>there is a mouth. When you need to use it, you use it. When it</w:t>
+      </w:r>
+      <w:r>
+        <w:rPr>
+          <w:rFonts w:ascii="Times New Roman" w:eastAsia="Times New Roman" w:hAnsi="Times New Roman" w:cs="Times New Roman"/>
+        </w:rPr>
+        <w:t>’</w:t>
+      </w:r>
+      <w:r>
+        <w:rPr>
+          <w:rFonts w:ascii="Times New Roman" w:eastAsia="Times New Roman" w:hAnsi="Times New Roman" w:cs="Times New Roman"/>
+        </w:rPr>
+        <w:t xml:space="preserve">s better to be quiet, you be quiet. If you speak up now, we will know that you are in control, that you understand how to use the </w:t>
       </w:r>
       <w:r>
         <w:rPr>
@@ -1501,13 +1418,7 @@
         <w:rPr>
           <w:rFonts w:ascii="Times New Roman" w:eastAsia="Times New Roman" w:hAnsi="Times New Roman" w:cs="Times New Roman"/>
         </w:rPr>
-        <w:t xml:space="preserve">s legacy will be lost forever. </w:t>
-      </w:r>
-      <w:r>
-        <w:rPr>
-          <w:rFonts w:ascii="Times New Roman" w:eastAsia="Times New Roman" w:hAnsi="Times New Roman" w:cs="Times New Roman"/>
-        </w:rPr>
-        <w:t xml:space="preserve">Have a </w:t>
+        <w:t xml:space="preserve">s legacy will be lost forever. Have a </w:t>
       </w:r>
       <w:r>
         <w:rPr>
@@ -1538,7 +1449,12 @@
       </w:r>
     </w:p>
     <w:sectPr>
-      <w:footerReference w:type="default" r:id="rId6"/>
+      <w:headerReference w:type="even" r:id="rId6"/>
+      <w:headerReference w:type="default" r:id="rId7"/>
+      <w:footerReference w:type="even" r:id="rId8"/>
+      <w:footerReference w:type="default" r:id="rId9"/>
+      <w:headerReference w:type="first" r:id="rId10"/>
+      <w:footerReference w:type="first" r:id="rId11"/>
       <w:pgSz w:w="12240" w:h="15840"/>
       <w:pgMar w:top="1440" w:right="1440" w:bottom="1440" w:left="1440" w:header="720" w:footer="720" w:gutter="0"/>
       <w:cols w:space="720"/>
@@ -1578,86 +1494,30 @@
   <w:p>
     <w:pPr>
       <w:pStyle w:val="Footer"/>
+    </w:pPr>
+  </w:p>
+</w:ftr>
+</file>
+
+<file path=word/footer2.xml><?xml version="1.0" encoding="utf-8"?>
+<w:ftr xmlns:ve="http://schemas.openxmlformats.org/markup-compatibility/2006" xmlns:o="urn:schemas-microsoft-com:office:office" xmlns:r="http://schemas.openxmlformats.org/officeDocument/2006/relationships" xmlns:m="http://schemas.openxmlformats.org/officeDocument/2006/math" xmlns:v="urn:schemas-microsoft-com:vml" xmlns:wp="http://schemas.openxmlformats.org/drawingml/2006/wordprocessingDrawing" xmlns:w10="urn:schemas-microsoft-com:office:word" xmlns:w="http://schemas.openxmlformats.org/wordprocessingml/2006/main" xmlns:wne="http://schemas.microsoft.com/office/word/2006/wordml">
+  <w:p>
+    <w:pPr>
+      <w:pStyle w:val="Footer"/>
       <w:jc w:val="right"/>
+      <w:rPr>
+        <w:rFonts w:ascii="Times New Roman" w:hAnsi="Times New Roman" w:cs="Times New Roman"/>
+      </w:rPr>
     </w:pPr>
     <w:r>
       <w:rPr>
-        <w:noProof/>
+        <w:rFonts w:ascii="Times New Roman" w:hAnsi="Times New Roman" w:cs="Times New Roman"/>
       </w:rPr>
-      <w:pict>
-        <v:rect id="_x0000_s1025" style="position:absolute;left:0;text-align:left;margin-left:-12.1pt;margin-top:-3pt;width:160.65pt;height:47.5pt;z-index:251658240" stroked="f">
-          <v:textbox>
-            <w:txbxContent>
-              <w:p>
-                <w:pPr>
-                  <w:tabs>
-                    <w:tab w:val="left" w:pos="180"/>
-                  </w:tabs>
-                  <w:spacing w:after="0"/>
-                  <w:ind w:left="90"/>
-                  <w:jc w:val="left"/>
-                  <w:rPr>
-                    <w:rFonts w:asciiTheme="majorBidi" w:hAnsiTheme="majorBidi" w:cstheme="majorBidi"/>
-                  </w:rPr>
-                </w:pPr>
-                <w:r>
-                  <w:rPr>
-                    <w:rFonts w:asciiTheme="majorBidi" w:hAnsiTheme="majorBidi" w:cstheme="majorBidi"/>
-                    <w:rtl/>
-                  </w:rPr>
-                  <w:t>לעלוי נשמת אבי מורי אהרן בן יששכר</w:t>
-                </w:r>
-              </w:p>
-              <w:p>
-                <w:pPr>
-                  <w:tabs>
-                    <w:tab w:val="left" w:pos="180"/>
-                  </w:tabs>
-                  <w:spacing w:after="0"/>
-                  <w:ind w:left="90"/>
-                  <w:jc w:val="left"/>
-                  <w:rPr>
-                    <w:rFonts w:asciiTheme="majorBidi" w:hAnsiTheme="majorBidi" w:cstheme="majorBidi"/>
-                  </w:rPr>
-                </w:pPr>
-                <w:r>
-                  <w:rPr>
-                    <w:rFonts w:asciiTheme="majorBidi" w:hAnsiTheme="majorBidi" w:cstheme="majorBidi"/>
-                    <w:rtl/>
-                  </w:rPr>
-                  <w:t>אמי מורתי תמר רייזל בת מרדכי צבי</w:t>
-                </w:r>
-              </w:p>
-              <w:p>
-                <w:pPr>
-                  <w:tabs>
-                    <w:tab w:val="left" w:pos="180"/>
-                  </w:tabs>
-                  <w:spacing w:after="0"/>
-                  <w:ind w:left="90"/>
-                  <w:jc w:val="left"/>
-                  <w:rPr>
-                    <w:rFonts w:asciiTheme="majorBidi" w:hAnsiTheme="majorBidi" w:cstheme="majorBidi"/>
-                  </w:rPr>
-                </w:pPr>
-                <w:r>
-                  <w:rPr>
-                    <w:rFonts w:asciiTheme="majorBidi" w:hAnsiTheme="majorBidi" w:cstheme="majorBidi"/>
-                    <w:rtl/>
-                  </w:rPr>
-                  <w:t>אחי היקר אברהם יהודה בן אהרן</w:t>
-                </w:r>
-              </w:p>
-            </w:txbxContent>
-          </v:textbox>
-        </v:rect>
-      </w:pict>
-    </w:r>
-    <w:r>
       <w:t>https://youtu.be/Ke1yhPqFsnQ</w:t>
     </w:r>
     <w:r>
       <w:rPr>
+        <w:rFonts w:ascii="Times New Roman" w:hAnsi="Times New Roman" w:cs="Times New Roman"/>
         <w:noProof/>
       </w:rPr>
       <w:drawing>
@@ -1700,6 +1560,16 @@
 </w:ftr>
 </file>
 
+<file path=word/footer3.xml><?xml version="1.0" encoding="utf-8"?>
+<w:ftr xmlns:ve="http://schemas.openxmlformats.org/markup-compatibility/2006" xmlns:o="urn:schemas-microsoft-com:office:office" xmlns:r="http://schemas.openxmlformats.org/officeDocument/2006/relationships" xmlns:m="http://schemas.openxmlformats.org/officeDocument/2006/math" xmlns:v="urn:schemas-microsoft-com:vml" xmlns:wp="http://schemas.openxmlformats.org/drawingml/2006/wordprocessingDrawing" xmlns:w10="urn:schemas-microsoft-com:office:word" xmlns:w="http://schemas.openxmlformats.org/wordprocessingml/2006/main" xmlns:wne="http://schemas.microsoft.com/office/word/2006/wordml">
+  <w:p>
+    <w:pPr>
+      <w:pStyle w:val="Footer"/>
+    </w:pPr>
+  </w:p>
+</w:ftr>
+</file>
+
 <file path=word/footnotes.xml><?xml version="1.0" encoding="utf-8"?>
 <w:footnotes xmlns:ve="http://schemas.openxmlformats.org/markup-compatibility/2006" xmlns:o="urn:schemas-microsoft-com:office:office" xmlns:r="http://schemas.openxmlformats.org/officeDocument/2006/relationships" xmlns:m="http://schemas.openxmlformats.org/officeDocument/2006/math" xmlns:v="urn:schemas-microsoft-com:vml" xmlns:wp="http://schemas.openxmlformats.org/drawingml/2006/wordprocessingDrawing" xmlns:w10="urn:schemas-microsoft-com:office:word" xmlns:w="http://schemas.openxmlformats.org/wordprocessingml/2006/main" xmlns:wne="http://schemas.microsoft.com/office/word/2006/wordml">
   <w:footnote w:type="separator" w:id="-1">
@@ -1723,6 +1593,36 @@
     </w:p>
   </w:footnote>
 </w:footnotes>
+</file>
+
+<file path=word/header1.xml><?xml version="1.0" encoding="utf-8"?>
+<w:hdr xmlns:ve="http://schemas.openxmlformats.org/markup-compatibility/2006" xmlns:o="urn:schemas-microsoft-com:office:office" xmlns:r="http://schemas.openxmlformats.org/officeDocument/2006/relationships" xmlns:m="http://schemas.openxmlformats.org/officeDocument/2006/math" xmlns:v="urn:schemas-microsoft-com:vml" xmlns:wp="http://schemas.openxmlformats.org/drawingml/2006/wordprocessingDrawing" xmlns:w10="urn:schemas-microsoft-com:office:word" xmlns:w="http://schemas.openxmlformats.org/wordprocessingml/2006/main" xmlns:wne="http://schemas.microsoft.com/office/word/2006/wordml">
+  <w:p>
+    <w:pPr>
+      <w:pStyle w:val="Header"/>
+    </w:pPr>
+  </w:p>
+</w:hdr>
+</file>
+
+<file path=word/header2.xml><?xml version="1.0" encoding="utf-8"?>
+<w:hdr xmlns:ve="http://schemas.openxmlformats.org/markup-compatibility/2006" xmlns:o="urn:schemas-microsoft-com:office:office" xmlns:r="http://schemas.openxmlformats.org/officeDocument/2006/relationships" xmlns:m="http://schemas.openxmlformats.org/officeDocument/2006/math" xmlns:v="urn:schemas-microsoft-com:vml" xmlns:wp="http://schemas.openxmlformats.org/drawingml/2006/wordprocessingDrawing" xmlns:w10="urn:schemas-microsoft-com:office:word" xmlns:w="http://schemas.openxmlformats.org/wordprocessingml/2006/main" xmlns:wne="http://schemas.microsoft.com/office/word/2006/wordml">
+  <w:p>
+    <w:pPr>
+      <w:pStyle w:val="Header"/>
+    </w:pPr>
+  </w:p>
+</w:hdr>
+</file>
+
+<file path=word/header3.xml><?xml version="1.0" encoding="utf-8"?>
+<w:hdr xmlns:ve="http://schemas.openxmlformats.org/markup-compatibility/2006" xmlns:o="urn:schemas-microsoft-com:office:office" xmlns:r="http://schemas.openxmlformats.org/officeDocument/2006/relationships" xmlns:m="http://schemas.openxmlformats.org/officeDocument/2006/math" xmlns:v="urn:schemas-microsoft-com:vml" xmlns:wp="http://schemas.openxmlformats.org/drawingml/2006/wordprocessingDrawing" xmlns:w10="urn:schemas-microsoft-com:office:word" xmlns:w="http://schemas.openxmlformats.org/wordprocessingml/2006/main" xmlns:wne="http://schemas.microsoft.com/office/word/2006/wordml">
+  <w:p>
+    <w:pPr>
+      <w:pStyle w:val="Header"/>
+    </w:pPr>
+  </w:p>
+</w:hdr>
 </file>
 
 <file path=word/styles.xml><?xml version="1.0" encoding="utf-8"?>
@@ -1890,6 +1790,7 @@
   <w:style w:type="character" w:default="1" w:styleId="DefaultParagraphFont">
     <w:name w:val="Default Paragraph Font"/>
     <w:uiPriority w:val="1"/>
+    <w:semiHidden/>
     <w:unhideWhenUsed/>
   </w:style>
   <w:style w:type="table" w:default="1" w:styleId="TableNormal">
